--- a/Files/2-nd course/4-th semester/Information theory/Laboratory work/Lab #5/Vlad/БПИ2402_ГордовВТ_Лабораторная5_Отчет.docx
+++ b/Files/2-nd course/4-th semester/Information theory/Laboratory work/Lab #5/Vlad/БПИ2402_ГордовВТ_Лабораторная5_Отчет.docx
@@ -9777,6 +9777,11 @@
       </w:r>
     </w:p>
     <w:p>
+      <w:pPr>
+        <w:rPr>
+          <w:lang w:val="en-US"/>
+        </w:rPr>
+      </w:pPr>
       <w:r>
         <w:t xml:space="preserve">Представим, что ошибка произошла в 3-м бите кода, заменив его значение с </w:t>
       </w:r>
@@ -9828,6 +9833,710 @@
     </w:p>
     <w:p>
       <w:r>
+        <w:t xml:space="preserve">Для обнаружения ошибки строится контрольная матрица Н путём транспонирования матрицы П, дополненной единичной матрицей вида </w:t>
+      </w:r>
+      <w:r>
+        <w:rPr>
+          <w:lang w:val="en-US"/>
+        </w:rPr>
+        <w:t>n</w:t>
+      </w:r>
+      <w:r>
+        <w:rPr>
+          <w:vertAlign w:val="subscript"/>
+        </w:rPr>
+        <w:t xml:space="preserve">к </w:t>
+      </w:r>
+      <w:r>
+        <w:t xml:space="preserve">* </w:t>
+      </w:r>
+      <w:r>
+        <w:rPr>
+          <w:lang w:val="en-US"/>
+        </w:rPr>
+        <w:t>n</w:t>
+      </w:r>
+      <w:r>
+        <w:rPr>
+          <w:vertAlign w:val="subscript"/>
+        </w:rPr>
+        <w:t>к</w:t>
+      </w:r>
+      <w:r>
+        <w:t>.</w:t>
+      </w:r>
+      <w:r>
+        <w:t xml:space="preserve"> Матрица представлена в Таблице 2.</w:t>
+      </w:r>
+    </w:p>
+    <w:p/>
+    <w:p>
+      <w:pPr>
+        <w:pStyle w:val="afffc"/>
+      </w:pPr>
+      <w:r>
+        <w:t>Таблица 2</w:t>
+      </w:r>
+    </w:p>
+    <w:tbl>
+      <w:tblPr>
+        <w:tblStyle w:val="aff9"/>
+        <w:tblW w:w="0" w:type="auto"/>
+        <w:tblLook w:val="04A0" w:firstRow="1" w:lastRow="0" w:firstColumn="1" w:lastColumn="0" w:noHBand="0" w:noVBand="1"/>
+      </w:tblPr>
+      <w:tblGrid>
+        <w:gridCol w:w="496"/>
+        <w:gridCol w:w="496"/>
+        <w:gridCol w:w="496"/>
+        <w:gridCol w:w="496"/>
+        <w:gridCol w:w="496"/>
+        <w:gridCol w:w="496"/>
+        <w:gridCol w:w="496"/>
+        <w:gridCol w:w="496"/>
+        <w:gridCol w:w="496"/>
+        <w:gridCol w:w="496"/>
+        <w:gridCol w:w="496"/>
+        <w:gridCol w:w="496"/>
+      </w:tblGrid>
+      <w:tr>
+        <w:tc>
+          <w:tcPr>
+            <w:tcW w:w="496" w:type="dxa"/>
+          </w:tcPr>
+          <w:p>
+            <w:pPr>
+              <w:ind w:firstLine="0"/>
+            </w:pPr>
+            <w:r>
+              <w:t>1</w:t>
+            </w:r>
+          </w:p>
+        </w:tc>
+        <w:tc>
+          <w:tcPr>
+            <w:tcW w:w="496" w:type="dxa"/>
+          </w:tcPr>
+          <w:p>
+            <w:pPr>
+              <w:ind w:firstLine="0"/>
+            </w:pPr>
+            <w:r>
+              <w:t>1</w:t>
+            </w:r>
+          </w:p>
+        </w:tc>
+        <w:tc>
+          <w:tcPr>
+            <w:tcW w:w="496" w:type="dxa"/>
+          </w:tcPr>
+          <w:p>
+            <w:pPr>
+              <w:ind w:firstLine="0"/>
+            </w:pPr>
+            <w:r>
+              <w:t>0</w:t>
+            </w:r>
+          </w:p>
+        </w:tc>
+        <w:tc>
+          <w:tcPr>
+            <w:tcW w:w="496" w:type="dxa"/>
+          </w:tcPr>
+          <w:p>
+            <w:pPr>
+              <w:ind w:firstLine="0"/>
+            </w:pPr>
+            <w:r>
+              <w:t>1</w:t>
+            </w:r>
+          </w:p>
+        </w:tc>
+        <w:tc>
+          <w:tcPr>
+            <w:tcW w:w="496" w:type="dxa"/>
+          </w:tcPr>
+          <w:p>
+            <w:pPr>
+              <w:ind w:firstLine="0"/>
+            </w:pPr>
+            <w:r>
+              <w:t>0</w:t>
+            </w:r>
+          </w:p>
+        </w:tc>
+        <w:tc>
+          <w:tcPr>
+            <w:tcW w:w="496" w:type="dxa"/>
+          </w:tcPr>
+          <w:p>
+            <w:pPr>
+              <w:ind w:firstLine="0"/>
+            </w:pPr>
+            <w:r>
+              <w:t>0</w:t>
+            </w:r>
+          </w:p>
+        </w:tc>
+        <w:tc>
+          <w:tcPr>
+            <w:tcW w:w="496" w:type="dxa"/>
+          </w:tcPr>
+          <w:p>
+            <w:pPr>
+              <w:ind w:firstLine="0"/>
+            </w:pPr>
+            <w:r>
+              <w:t>1</w:t>
+            </w:r>
+          </w:p>
+        </w:tc>
+        <w:tc>
+          <w:tcPr>
+            <w:tcW w:w="496" w:type="dxa"/>
+          </w:tcPr>
+          <w:p>
+            <w:pPr>
+              <w:ind w:firstLine="0"/>
+            </w:pPr>
+            <w:r>
+              <w:t>1</w:t>
+            </w:r>
+          </w:p>
+        </w:tc>
+        <w:tc>
+          <w:tcPr>
+            <w:tcW w:w="496" w:type="dxa"/>
+          </w:tcPr>
+          <w:p>
+            <w:pPr>
+              <w:ind w:firstLine="0"/>
+            </w:pPr>
+            <w:r>
+              <w:t>1</w:t>
+            </w:r>
+          </w:p>
+        </w:tc>
+        <w:tc>
+          <w:tcPr>
+            <w:tcW w:w="496" w:type="dxa"/>
+          </w:tcPr>
+          <w:p>
+            <w:pPr>
+              <w:ind w:firstLine="0"/>
+            </w:pPr>
+            <w:r>
+              <w:t>0</w:t>
+            </w:r>
+          </w:p>
+        </w:tc>
+        <w:tc>
+          <w:tcPr>
+            <w:tcW w:w="496" w:type="dxa"/>
+          </w:tcPr>
+          <w:p>
+            <w:pPr>
+              <w:ind w:firstLine="0"/>
+            </w:pPr>
+            <w:r>
+              <w:t>0</w:t>
+            </w:r>
+          </w:p>
+        </w:tc>
+        <w:tc>
+          <w:tcPr>
+            <w:tcW w:w="496" w:type="dxa"/>
+          </w:tcPr>
+          <w:p>
+            <w:pPr>
+              <w:ind w:firstLine="0"/>
+            </w:pPr>
+            <w:r>
+              <w:t>0</w:t>
+            </w:r>
+          </w:p>
+        </w:tc>
+      </w:tr>
+      <w:tr>
+        <w:tc>
+          <w:tcPr>
+            <w:tcW w:w="496" w:type="dxa"/>
+          </w:tcPr>
+          <w:p>
+            <w:pPr>
+              <w:ind w:firstLine="0"/>
+            </w:pPr>
+            <w:r>
+              <w:t>1</w:t>
+            </w:r>
+          </w:p>
+        </w:tc>
+        <w:tc>
+          <w:tcPr>
+            <w:tcW w:w="496" w:type="dxa"/>
+          </w:tcPr>
+          <w:p>
+            <w:pPr>
+              <w:ind w:firstLine="0"/>
+            </w:pPr>
+            <w:r>
+              <w:t>0</w:t>
+            </w:r>
+          </w:p>
+        </w:tc>
+        <w:tc>
+          <w:tcPr>
+            <w:tcW w:w="496" w:type="dxa"/>
+          </w:tcPr>
+          <w:p>
+            <w:pPr>
+              <w:ind w:firstLine="0"/>
+            </w:pPr>
+            <w:r>
+              <w:t>1</w:t>
+            </w:r>
+          </w:p>
+        </w:tc>
+        <w:tc>
+          <w:tcPr>
+            <w:tcW w:w="496" w:type="dxa"/>
+          </w:tcPr>
+          <w:p>
+            <w:pPr>
+              <w:ind w:firstLine="0"/>
+            </w:pPr>
+            <w:r>
+              <w:t>0</w:t>
+            </w:r>
+          </w:p>
+        </w:tc>
+        <w:tc>
+          <w:tcPr>
+            <w:tcW w:w="496" w:type="dxa"/>
+          </w:tcPr>
+          <w:p>
+            <w:pPr>
+              <w:ind w:firstLine="0"/>
+            </w:pPr>
+            <w:r>
+              <w:t>1</w:t>
+            </w:r>
+          </w:p>
+        </w:tc>
+        <w:tc>
+          <w:tcPr>
+            <w:tcW w:w="496" w:type="dxa"/>
+          </w:tcPr>
+          <w:p>
+            <w:pPr>
+              <w:ind w:firstLine="0"/>
+            </w:pPr>
+            <w:r>
+              <w:t>0</w:t>
+            </w:r>
+          </w:p>
+        </w:tc>
+        <w:tc>
+          <w:tcPr>
+            <w:tcW w:w="496" w:type="dxa"/>
+          </w:tcPr>
+          <w:p>
+            <w:pPr>
+              <w:ind w:firstLine="0"/>
+            </w:pPr>
+            <w:r>
+              <w:t>1</w:t>
+            </w:r>
+          </w:p>
+        </w:tc>
+        <w:tc>
+          <w:tcPr>
+            <w:tcW w:w="496" w:type="dxa"/>
+          </w:tcPr>
+          <w:p>
+            <w:pPr>
+              <w:ind w:firstLine="0"/>
+            </w:pPr>
+            <w:r>
+              <w:t>1</w:t>
+            </w:r>
+          </w:p>
+        </w:tc>
+        <w:tc>
+          <w:tcPr>
+            <w:tcW w:w="496" w:type="dxa"/>
+          </w:tcPr>
+          <w:p>
+            <w:pPr>
+              <w:ind w:firstLine="0"/>
+            </w:pPr>
+            <w:r>
+              <w:t>0</w:t>
+            </w:r>
+          </w:p>
+        </w:tc>
+        <w:tc>
+          <w:tcPr>
+            <w:tcW w:w="496" w:type="dxa"/>
+          </w:tcPr>
+          <w:p>
+            <w:pPr>
+              <w:ind w:firstLine="0"/>
+            </w:pPr>
+            <w:r>
+              <w:t>1</w:t>
+            </w:r>
+          </w:p>
+        </w:tc>
+        <w:tc>
+          <w:tcPr>
+            <w:tcW w:w="496" w:type="dxa"/>
+          </w:tcPr>
+          <w:p>
+            <w:pPr>
+              <w:ind w:firstLine="0"/>
+            </w:pPr>
+            <w:r>
+              <w:t>0</w:t>
+            </w:r>
+          </w:p>
+        </w:tc>
+        <w:tc>
+          <w:tcPr>
+            <w:tcW w:w="496" w:type="dxa"/>
+          </w:tcPr>
+          <w:p>
+            <w:pPr>
+              <w:ind w:firstLine="0"/>
+            </w:pPr>
+            <w:r>
+              <w:t>0</w:t>
+            </w:r>
+          </w:p>
+        </w:tc>
+      </w:tr>
+      <w:tr>
+        <w:tc>
+          <w:tcPr>
+            <w:tcW w:w="496" w:type="dxa"/>
+          </w:tcPr>
+          <w:p>
+            <w:pPr>
+              <w:ind w:firstLine="0"/>
+            </w:pPr>
+            <w:r>
+              <w:t>0</w:t>
+            </w:r>
+          </w:p>
+        </w:tc>
+        <w:tc>
+          <w:tcPr>
+            <w:tcW w:w="496" w:type="dxa"/>
+          </w:tcPr>
+          <w:p>
+            <w:pPr>
+              <w:ind w:firstLine="0"/>
+            </w:pPr>
+            <w:r>
+              <w:t>1</w:t>
+            </w:r>
+          </w:p>
+        </w:tc>
+        <w:tc>
+          <w:tcPr>
+            <w:tcW w:w="496" w:type="dxa"/>
+          </w:tcPr>
+          <w:p>
+            <w:pPr>
+              <w:ind w:firstLine="0"/>
+            </w:pPr>
+            <w:r>
+              <w:t>1</w:t>
+            </w:r>
+          </w:p>
+        </w:tc>
+        <w:tc>
+          <w:tcPr>
+            <w:tcW w:w="496" w:type="dxa"/>
+          </w:tcPr>
+          <w:p>
+            <w:pPr>
+              <w:ind w:firstLine="0"/>
+            </w:pPr>
+            <w:r>
+              <w:t>0</w:t>
+            </w:r>
+          </w:p>
+        </w:tc>
+        <w:tc>
+          <w:tcPr>
+            <w:tcW w:w="496" w:type="dxa"/>
+          </w:tcPr>
+          <w:p>
+            <w:pPr>
+              <w:ind w:firstLine="0"/>
+            </w:pPr>
+            <w:r>
+              <w:t>0</w:t>
+            </w:r>
+          </w:p>
+        </w:tc>
+        <w:tc>
+          <w:tcPr>
+            <w:tcW w:w="496" w:type="dxa"/>
+          </w:tcPr>
+          <w:p>
+            <w:pPr>
+              <w:ind w:firstLine="0"/>
+            </w:pPr>
+            <w:r>
+              <w:t>1</w:t>
+            </w:r>
+          </w:p>
+        </w:tc>
+        <w:tc>
+          <w:tcPr>
+            <w:tcW w:w="496" w:type="dxa"/>
+          </w:tcPr>
+          <w:p>
+            <w:pPr>
+              <w:ind w:firstLine="0"/>
+            </w:pPr>
+            <w:r>
+              <w:t>1</w:t>
+            </w:r>
+          </w:p>
+        </w:tc>
+        <w:tc>
+          <w:tcPr>
+            <w:tcW w:w="496" w:type="dxa"/>
+          </w:tcPr>
+          <w:p>
+            <w:pPr>
+              <w:ind w:firstLine="0"/>
+            </w:pPr>
+            <w:r>
+              <w:t>0</w:t>
+            </w:r>
+          </w:p>
+        </w:tc>
+        <w:tc>
+          <w:tcPr>
+            <w:tcW w:w="496" w:type="dxa"/>
+          </w:tcPr>
+          <w:p>
+            <w:pPr>
+              <w:ind w:firstLine="0"/>
+            </w:pPr>
+            <w:r>
+              <w:t>0</w:t>
+            </w:r>
+          </w:p>
+        </w:tc>
+        <w:tc>
+          <w:tcPr>
+            <w:tcW w:w="496" w:type="dxa"/>
+          </w:tcPr>
+          <w:p>
+            <w:pPr>
+              <w:ind w:firstLine="0"/>
+            </w:pPr>
+            <w:r>
+              <w:t>0</w:t>
+            </w:r>
+          </w:p>
+        </w:tc>
+        <w:tc>
+          <w:tcPr>
+            <w:tcW w:w="496" w:type="dxa"/>
+          </w:tcPr>
+          <w:p>
+            <w:pPr>
+              <w:ind w:firstLine="0"/>
+            </w:pPr>
+            <w:r>
+              <w:t>1</w:t>
+            </w:r>
+          </w:p>
+        </w:tc>
+        <w:tc>
+          <w:tcPr>
+            <w:tcW w:w="496" w:type="dxa"/>
+          </w:tcPr>
+          <w:p>
+            <w:pPr>
+              <w:ind w:firstLine="0"/>
+            </w:pPr>
+            <w:r>
+              <w:t>0</w:t>
+            </w:r>
+          </w:p>
+        </w:tc>
+      </w:tr>
+      <w:tr>
+        <w:tc>
+          <w:tcPr>
+            <w:tcW w:w="496" w:type="dxa"/>
+          </w:tcPr>
+          <w:p>
+            <w:pPr>
+              <w:ind w:firstLine="0"/>
+            </w:pPr>
+            <w:r>
+              <w:t>1</w:t>
+            </w:r>
+          </w:p>
+        </w:tc>
+        <w:tc>
+          <w:tcPr>
+            <w:tcW w:w="496" w:type="dxa"/>
+          </w:tcPr>
+          <w:p>
+            <w:pPr>
+              <w:ind w:firstLine="0"/>
+            </w:pPr>
+            <w:r>
+              <w:t>0</w:t>
+            </w:r>
+          </w:p>
+        </w:tc>
+        <w:tc>
+          <w:tcPr>
+            <w:tcW w:w="496" w:type="dxa"/>
+          </w:tcPr>
+          <w:p>
+            <w:pPr>
+              <w:ind w:firstLine="0"/>
+            </w:pPr>
+            <w:r>
+              <w:t>0</w:t>
+            </w:r>
+          </w:p>
+        </w:tc>
+        <w:tc>
+          <w:tcPr>
+            <w:tcW w:w="496" w:type="dxa"/>
+          </w:tcPr>
+          <w:p>
+            <w:pPr>
+              <w:ind w:firstLine="0"/>
+            </w:pPr>
+            <w:r>
+              <w:t>1</w:t>
+            </w:r>
+          </w:p>
+        </w:tc>
+        <w:tc>
+          <w:tcPr>
+            <w:tcW w:w="496" w:type="dxa"/>
+          </w:tcPr>
+          <w:p>
+            <w:pPr>
+              <w:ind w:firstLine="0"/>
+            </w:pPr>
+            <w:r>
+              <w:t>1</w:t>
+            </w:r>
+          </w:p>
+        </w:tc>
+        <w:tc>
+          <w:tcPr>
+            <w:tcW w:w="496" w:type="dxa"/>
+          </w:tcPr>
+          <w:p>
+            <w:pPr>
+              <w:ind w:firstLine="0"/>
+            </w:pPr>
+            <w:r>
+              <w:t>1</w:t>
+            </w:r>
+          </w:p>
+        </w:tc>
+        <w:tc>
+          <w:tcPr>
+            <w:tcW w:w="496" w:type="dxa"/>
+          </w:tcPr>
+          <w:p>
+            <w:pPr>
+              <w:ind w:firstLine="0"/>
+            </w:pPr>
+            <w:r>
+              <w:t>0</w:t>
+            </w:r>
+          </w:p>
+        </w:tc>
+        <w:tc>
+          <w:tcPr>
+            <w:tcW w:w="496" w:type="dxa"/>
+          </w:tcPr>
+          <w:p>
+            <w:pPr>
+              <w:ind w:firstLine="0"/>
+            </w:pPr>
+            <w:r>
+              <w:t>1</w:t>
+            </w:r>
+          </w:p>
+        </w:tc>
+        <w:tc>
+          <w:tcPr>
+            <w:tcW w:w="496" w:type="dxa"/>
+          </w:tcPr>
+          <w:p>
+            <w:pPr>
+              <w:ind w:firstLine="0"/>
+            </w:pPr>
+            <w:r>
+              <w:t>0</w:t>
+            </w:r>
+          </w:p>
+        </w:tc>
+        <w:tc>
+          <w:tcPr>
+            <w:tcW w:w="496" w:type="dxa"/>
+          </w:tcPr>
+          <w:p>
+            <w:pPr>
+              <w:ind w:firstLine="0"/>
+            </w:pPr>
+            <w:r>
+              <w:t>0</w:t>
+            </w:r>
+          </w:p>
+        </w:tc>
+        <w:tc>
+          <w:tcPr>
+            <w:tcW w:w="496" w:type="dxa"/>
+          </w:tcPr>
+          <w:p>
+            <w:pPr>
+              <w:ind w:firstLine="0"/>
+            </w:pPr>
+            <w:r>
+              <w:t>0</w:t>
+            </w:r>
+          </w:p>
+        </w:tc>
+        <w:tc>
+          <w:tcPr>
+            <w:tcW w:w="496" w:type="dxa"/>
+          </w:tcPr>
+          <w:p>
+            <w:pPr>
+              <w:ind w:firstLine="0"/>
+            </w:pPr>
+            <w:r>
+              <w:t>1</w:t>
+            </w:r>
+          </w:p>
+        </w:tc>
+      </w:tr>
+    </w:tbl>
+    <w:p/>
+    <w:p/>
+    <w:p/>
+    <w:p>
+      <w:r>
+        <w:lastRenderedPageBreak/>
         <w:t>Исправление ошибки происходит по</w:t>
       </w:r>
       <w:r>
@@ -10033,7 +10742,19 @@
         </w:numPr>
       </w:pPr>
       <w:r>
-        <w:t xml:space="preserve">Декодер ищет вектор синдрома среди строк проверочной матрицы П. 3 строка </w:t>
+        <w:t>Декодер ищет вектор синдрома среди</w:t>
+      </w:r>
+      <w:r>
+        <w:t xml:space="preserve"> столбцов контрольной матрицы Н</w:t>
+      </w:r>
+      <w:r>
+        <w:t xml:space="preserve">. 3 </w:t>
+      </w:r>
+      <w:r>
+        <w:t>столбец</w:t>
+      </w:r>
+      <w:r>
+        <w:t xml:space="preserve"> </w:t>
       </w:r>
       <w:r>
         <w:t>[</w:t>
@@ -10057,7 +10778,6 @@
         </w:numPr>
       </w:pPr>
       <w:r>
-        <w:lastRenderedPageBreak/>
         <w:t xml:space="preserve">Найденный ошибочный разряд инвертируется, после чего код принимает вид </w:t>
       </w:r>
       <w:r>
